--- a/_progetto/BRIEFING_PROGETTO_FESR.docx
+++ b/_progetto/BRIEFING_PROGETTO_FESR.docx
@@ -135,7 +135,7 @@
         </w:numPr>
       </w:pPr>
       <w:r>
-        <w:t xml:space="preserve">✅ Registrazione sezione speciale startup (L.R. 14/2011) →</w:t>
+        <w:t xml:space="preserve">✅ Registrazione sezione speciale startup (D.L. 179/2012 art. 25) →</w:t>
       </w:r>
       <w:r>
         <w:t xml:space="preserve"> </w:t>
@@ -287,18 +287,18 @@
               <w:pStyle w:val="Compact"/>
             </w:pPr>
             <w:r>
-              <w:t xml:space="preserve">Bonus startup registry (+10%)</w:t>
-            </w:r>
-          </w:p>
-        </w:tc>
-        <w:tc>
-          <w:tcPr/>
-          <w:p>
-            <w:pPr>
-              <w:pStyle w:val="Compact"/>
-            </w:pPr>
-            <w:r>
-              <w:t xml:space="preserve">€4.800</w:t>
+              <w:t xml:space="preserve">Bonus startup registry D.L. 179/2012 art. 25 (+10%)</w:t>
+            </w:r>
+          </w:p>
+        </w:tc>
+        <w:tc>
+          <w:tcPr/>
+          <w:p>
+            <w:pPr>
+              <w:pStyle w:val="Compact"/>
+            </w:pPr>
+            <w:r>
+              <w:t xml:space="preserve">€8.000</w:t>
             </w:r>
           </w:p>
         </w:tc>
@@ -330,7 +330,7 @@
                 <w:b/>
                 <w:bCs/>
               </w:rPr>
-              <w:t xml:space="preserve">€52.800</w:t>
+              <w:t xml:space="preserve">€56.000</w:t>
             </w:r>
           </w:p>
         </w:tc>
@@ -354,7 +354,7 @@
               <w:pStyle w:val="Compact"/>
             </w:pPr>
             <w:r>
-              <w:t xml:space="preserve">40% (€32.000 da EMSy)</w:t>
+              <w:t xml:space="preserve">30% (€24.000 da EMSy)</w:t>
             </w:r>
           </w:p>
         </w:tc>
@@ -1019,18 +1019,18 @@
               <w:pStyle w:val="Compact"/>
             </w:pPr>
             <w:r>
-              <w:t xml:space="preserve">€1.500</w:t>
-            </w:r>
-          </w:p>
-        </w:tc>
-        <w:tc>
-          <w:tcPr/>
-          <w:p>
-            <w:pPr>
-              <w:pStyle w:val="Compact"/>
-            </w:pPr>
-            <w:r>
-              <w:t xml:space="preserve">Quota ammortamento (18/60) su MacBook Pro 16” M4 Pro (sviluppo AI) e RealWear Navigator 520 (prototipazione interfaccia AR per operatori del soccorso).</w:t>
+              <w:t xml:space="preserve">€3.275</w:t>
+            </w:r>
+          </w:p>
+        </w:tc>
+        <w:tc>
+          <w:tcPr/>
+          <w:p>
+            <w:pPr>
+              <w:pStyle w:val="Compact"/>
+            </w:pPr>
+            <w:r>
+              <w:t xml:space="preserve">Quota ammortamento (18/60) su Server GPU dedicato per inferenza LLM on-premise h24 (€10.000) e 2× display AR binoculare XREAL 1S per prototipazione interfaccia clinica in AR (€918).</w:t>
             </w:r>
           </w:p>
         </w:tc>
@@ -1058,18 +1058,18 @@
               <w:pStyle w:val="Compact"/>
             </w:pPr>
             <w:r>
-              <w:t xml:space="preserve">€14.400</w:t>
-            </w:r>
-          </w:p>
-        </w:tc>
-        <w:tc>
-          <w:tcPr/>
-          <w:p>
-            <w:pPr>
-              <w:pStyle w:val="Compact"/>
-            </w:pPr>
-            <w:r>
-              <w:t xml:space="preserve">Abbonamenti mensili per infrastruttura e modelli AI: database Neon, deployment Vercel, API LLM (OpenRouter, AWS Bedrock, Claude), servizi cloud accessori.</w:t>
+              <w:t xml:space="preserve">€15.795</w:t>
+            </w:r>
+          </w:p>
+        </w:tc>
+        <w:tc>
+          <w:tcPr/>
+          <w:p>
+            <w:pPr>
+              <w:pStyle w:val="Compact"/>
+            </w:pPr>
+            <w:r>
+              <w:t xml:space="preserve">Abbonamenti mensili per infrastruttura e modelli AI: database Neon, deployment Vercel, API LLM (OpenRouter, AWS Bedrock, Claude), servizi cloud accessori. Include €1.395 buffer Fase 1 per variabilità prezzi cloud.</w:t>
             </w:r>
           </w:p>
         </w:tc>
@@ -1125,29 +1125,29 @@
                 <w:b/>
                 <w:bCs/>
               </w:rPr>
-              <w:t xml:space="preserve">Margine di riserva</w:t>
-            </w:r>
-          </w:p>
-        </w:tc>
-        <w:tc>
-          <w:tcPr/>
-          <w:p>
-            <w:pPr>
-              <w:pStyle w:val="Compact"/>
-            </w:pPr>
-            <w:r>
-              <w:t xml:space="preserve">€6.340</w:t>
-            </w:r>
-          </w:p>
-        </w:tc>
-        <w:tc>
-          <w:tcPr/>
-          <w:p>
-            <w:pPr>
-              <w:pStyle w:val="Compact"/>
-            </w:pPr>
-            <w:r>
-              <w:t xml:space="preserve">Quota non pre-allocata per imprevisti, gestibile entro il 20% di scostamento per voce senza autorizzazione regionale. Da formalizzare con commercialista per la voce ammessa nel formulario SISPREG2014.</w:t>
+              <w:t xml:space="preserve">Consulenze specialistiche</w:t>
+            </w:r>
+          </w:p>
+        </w:tc>
+        <w:tc>
+          <w:tcPr/>
+          <w:p>
+            <w:pPr>
+              <w:pStyle w:val="Compact"/>
+            </w:pPr>
+            <w:r>
+              <w:t xml:space="preserve">€3.170</w:t>
+            </w:r>
+          </w:p>
+        </w:tc>
+        <w:tc>
+          <w:tcPr/>
+          <w:p>
+            <w:pPr>
+              <w:pStyle w:val="Compact"/>
+            </w:pPr>
+            <w:r>
+              <w:t xml:space="preserve">Validazione clinica indipendente (~€1.500), spese legali per certificazioni europee (~€1.000), test prodotto con operatori durante eventi/esercitazioni (~€670) — tutte in Fase 2.</w:t>
             </w:r>
           </w:p>
         </w:tc>
@@ -2024,7 +2024,7 @@
         </w:numPr>
       </w:pPr>
       <w:r>
-        <w:t xml:space="preserve">Certificato iscrizione registro startup (L.R. 14/2011)</w:t>
+        <w:t xml:space="preserve">Certificato iscrizione registro startup innovative (D.L. 179/2012 art. 25)</w:t>
       </w:r>
     </w:p>
     <w:bookmarkEnd w:id="23"/>
@@ -2090,7 +2090,7 @@
         </w:numPr>
       </w:pPr>
       <w:r>
-        <w:t xml:space="preserve">Trazione: 400+ utenti, 50+ paesi, 1.000+ consultazioni/giorno</w:t>
+        <w:t xml:space="preserve">Trazione: 800+ utenti, 50+ paesi, 2.000+ consultazioni/giorno</w:t>
       </w:r>
     </w:p>
     <w:p>
@@ -3945,7 +3945,7 @@
         <w:t xml:space="preserve"> </w:t>
       </w:r>
       <w:r>
-        <w:t xml:space="preserve">Next.js/TypeScript, PostgreSQL/Prisma, Pinecone (vector DB), LangChain/LangGraph, Python FastAPI, app mobile iOS/Android (Capacitor)</w:t>
+        <w:t xml:space="preserve">Next.js/TypeScript, PostgreSQL/Prisma, Pinecone (vector DB), LangChain/LangGraph, Python FastAPI, Web App PWA (accessibile da browser mobile)</w:t>
       </w:r>
     </w:p>
     <w:p>
@@ -3970,7 +3970,7 @@
         <w:pStyle w:val="FirstParagraph"/>
       </w:pPr>
       <w:r>
-        <w:t xml:space="preserve">Il cuore del Piano di sviluppo. Un’architettura originale che integra quattro moduli AI specializzati orchestrati da LangGraph, progettata per colmare un gap scientifico documentato:</w:t>
+        <w:t xml:space="preserve">Il cuore del Piano di sviluppo. Un’architettura originale che integra tre moduli AI specializzati orchestrati da LangGraph, progettata per colmare un gap scientifico documentato:</w:t>
       </w:r>
       <w:r>
         <w:t xml:space="preserve"> </w:t>
@@ -4031,33 +4031,6 @@
           <w:rStyle w:val="VerbatimChar"/>
         </w:rPr>
         <w:t xml:space="preserve">         (sintesi contestualizzata per il clinico)</w:t>
-      </w:r>
-      <w:r>
-        <w:br/>
-      </w:r>
-      <w:r>
-        <w:rPr>
-          <w:rStyle w:val="VerbatimChar"/>
-        </w:rPr>
-        <w:t xml:space="preserve">              ↗                    ↖</w:t>
-      </w:r>
-      <w:r>
-        <w:br/>
-      </w:r>
-      <w:r>
-        <w:rPr>
-          <w:rStyle w:val="VerbatimChar"/>
-        </w:rPr>
-        <w:t xml:space="preserve">Modulo segnali — Deep Learning</w:t>
-      </w:r>
-      <w:r>
-        <w:br/>
-      </w:r>
-      <w:r>
-        <w:rPr>
-          <w:rStyle w:val="VerbatimChar"/>
-        </w:rPr>
-        <w:t xml:space="preserve">(segnali grezzi: ECG, EEG)</w:t>
       </w:r>
     </w:p>
     <w:p>
@@ -4117,35 +4090,13 @@
           <w:b/>
           <w:bCs/>
         </w:rPr>
-        <w:t xml:space="preserve">Modulo segnali</w:t>
-      </w:r>
-      <w:r>
-        <w:t xml:space="preserve"> </w:t>
-      </w:r>
-      <w:r>
-        <w:t xml:space="preserve">(sviluppo Fase 2): Deep Learning su segnali grezzi ECG/EEG per predizione efficacia defibrillazione e outcome neurologico post-arresto; GPU compute via NVIDIA/AWS Activate</w:t>
-      </w:r>
-    </w:p>
-    <w:p>
-      <w:pPr>
-        <w:pStyle w:val="Compact"/>
-        <w:numPr>
-          <w:ilvl w:val="0"/>
-          <w:numId w:val="1028"/>
-        </w:numPr>
-      </w:pPr>
-      <w:r>
-        <w:rPr>
-          <w:b/>
-          <w:bCs/>
-        </w:rPr>
         <w:t xml:space="preserve">Modulo di sintesi</w:t>
       </w:r>
       <w:r>
         <w:t xml:space="preserve"> </w:t>
       </w:r>
       <w:r>
-        <w:t xml:space="preserve">(integrazione Fase 2): LLM Reasoning che sintetizza output di tutti i moduli in un’unica risposta clinica contestualizzata e azionabile</w:t>
+        <w:t xml:space="preserve">(integrazione Fase 2): LLM Reasoning che sintetizza output dei moduli in un’unica risposta clinica contestualizzata e azionabile</w:t>
       </w:r>
     </w:p>
     <w:p>
@@ -4660,13 +4611,13 @@
           <w:b/>
           <w:bCs/>
         </w:rPr>
-        <w:t xml:space="preserve">D3 — App mobile EMSy: rilascio pubblico iOS e Android</w:t>
-      </w:r>
-      <w:r>
-        <w:t xml:space="preserve"> </w:t>
-      </w:r>
-      <w:r>
-        <w:t xml:space="preserve">Pubblicazione versione 1.0 certificata della app EMSy su App Store (Apple) e Google Play Store.</w:t>
+        <w:t xml:space="preserve">D3 — Web App EMSy: rilascio pubblico accessibile da browser mobile</w:t>
+      </w:r>
+      <w:r>
+        <w:t xml:space="preserve"> </w:t>
+      </w:r>
+      <w:r>
+        <w:t xml:space="preserve">Pubblicazione versione 1.0 della Web App EMSy accessibile da browser senza installazione.</w:t>
       </w:r>
       <w:r>
         <w:t xml:space="preserve"> </w:t>
@@ -4688,7 +4639,7 @@
         <w:t xml:space="preserve"> </w:t>
       </w:r>
       <w:r>
-        <w:t xml:space="preserve">app live su entrambi gli store ufficiali con ≥ 400 utenti registrati</w:t>
+        <w:t xml:space="preserve">Web App live su browser iOS e Android con ≥ 800 utenti registrati</w:t>
       </w:r>
     </w:p>
     <w:p>
@@ -5365,7 +5316,7 @@
         <w:t xml:space="preserve"> </w:t>
       </w:r>
       <w:r>
-        <w:t xml:space="preserve">- Training pesante (Modulo segnali — Deep Learning su ECG/EEG): su crediti cloud NVIDIA/AWS Activate già ricevuti → nessun costo hardware aggiuntivo per GPU enterprise</w:t>
+        <w:t xml:space="preserve">- Inferenza LLM locale e training XGBoost su GPU server on-premise (già in budget FESR); crediti cloud NVIDIA/AWS Activate coprono eventuali picchi di compute</w:t>
       </w:r>
       <w:r>
         <w:t xml:space="preserve"> </w:t>

--- a/_progetto/BRIEFING_PROGETTO_FESR.docx
+++ b/_progetto/BRIEFING_PROGETTO_FESR.docx
@@ -5805,7 +5805,7 @@
           <w:b/>
           <w:bCs/>
         </w:rPr>
-        <w:t xml:space="preserve">Totale 18 mesi: €14.400</w:t>
+        <w:t xml:space="preserve">Totale 18 mesi: €14.400 (base) + €1.395 buffer variabilità cloud Fase 1 = €15.795</w:t>
       </w:r>
     </w:p>
     <w:p>
@@ -5831,7 +5831,7 @@
         <w:t xml:space="preserve"> </w:t>
       </w:r>
       <w:r>
-        <w:t xml:space="preserve">- Il budget allocato è €21.240 — margine residuo di €6.840 (~32%) per picchi di utilizzo o nuovi servizi AI nel corso del Piano</w:t>
+        <w:t xml:space="preserve">- Il buffer di €1.395 in Fase 1 copre la variabilità dei prezzi cloud (AWS Bedrock, OpenRouter), senza necessità di autorizzazione preventiva (±20% per voce, Art. 10 Avviso)</w:t>
       </w:r>
     </w:p>
     <w:p>

--- a/_progetto/BRIEFING_PROGETTO_FESR.docx
+++ b/_progetto/BRIEFING_PROGETTO_FESR.docx
@@ -3853,7 +3853,7 @@
         <w:pStyle w:val="FirstParagraph"/>
       </w:pPr>
       <w:r>
-        <w:t xml:space="preserve">La piattaforma principale già in produzione (400+ utenti, 50+ paesi, 1.000+ consultazioni/giorno) integra:</w:t>
+        <w:t xml:space="preserve">La piattaforma principale già in produzione (800+ utenti, 50+ paesi, 2.000+ consultazioni/giorno) integra:</w:t>
       </w:r>
       <w:r>
         <w:t xml:space="preserve"> </w:t>

--- a/_progetto/BRIEFING_PROGETTO_FESR.docx
+++ b/_progetto/BRIEFING_PROGETTO_FESR.docx
@@ -5340,7 +5340,7 @@
         <w:t xml:space="preserve"> </w:t>
       </w:r>
       <w:r>
-        <w:t xml:space="preserve">Energy Star + ESPR Ecodesign → ammissibile per</w:t>
+        <w:t xml:space="preserve">nella selezione del fornitore si darà priorità a modelli certificati Ecodesign ESPR, ove disponibili → criterio per</w:t>
       </w:r>
       <w:r>
         <w:t xml:space="preserve"> </w:t>
@@ -5356,7 +5356,7 @@
         <w:t xml:space="preserve"> </w:t>
       </w:r>
       <w:r>
-        <w:t xml:space="preserve">del bando</w:t>
+        <w:t xml:space="preserve">del bando; certificazione specifica definita solo al momento dell’acquisto</w:t>
       </w:r>
     </w:p>
     <w:p>
@@ -6417,7 +6417,7 @@
         <w:pStyle w:val="FirstParagraph"/>
       </w:pPr>
       <w:r>
-        <w:t xml:space="preserve">Applicabile per l’hardware acquistato nel Piano di sviluppo. L’acquisto di workstation con certificazione Ecodesign (efficienza energetica, durabilità, riparabilità) attiva la</w:t>
+        <w:t xml:space="preserve">Applicabile per l’hardware acquistato nel Piano di sviluppo. Nella selezione del fornitore del Server GPU, EMSy darà priorità a modelli certificati Ecodesign (efficienza energetica, durabilità, riparabilità), ove disponibili, come criterio di scelta per attivare la</w:t>
       </w:r>
       <w:r>
         <w:t xml:space="preserve"> </w:t>
@@ -6433,7 +6433,7 @@
         <w:t xml:space="preserve"> </w:t>
       </w:r>
       <w:r>
-        <w:t xml:space="preserve">prevista dal bando. Da documentare con scheda tecnica del prodotto al momento dell’acquisto.</w:t>
+        <w:t xml:space="preserve">prevista dal bando. La certificazione specifica del prodotto sarà definita e documentata con scheda tecnica solo al momento dell’acquisto, successivo alla concessione del contributo.</w:t>
       </w:r>
     </w:p>
     <w:p>

--- a/_progetto/BRIEFING_PROGETTO_FESR.docx
+++ b/_progetto/BRIEFING_PROGETTO_FESR.docx
@@ -5066,13 +5066,13 @@
       </w:r>
     </w:p>
     <w:bookmarkEnd w:id="41"/>
-    <w:bookmarkStart w:id="42" w:name="hardware-gpu-e-specifiche-tecniche"/>
+    <w:bookmarkStart w:id="42" w:name="X36138501595c03e504e7d7c449d3facbc27e8a4"/>
     <w:p>
       <w:pPr>
         <w:pStyle w:val="Heading3"/>
       </w:pPr>
       <w:r>
-        <w:t xml:space="preserve">4️⃣ HARDWARE — GPU e specifiche tecniche</w:t>
+        <w:t xml:space="preserve">4️⃣ HARDWARE — Server GPU e specifiche tecniche</w:t>
       </w:r>
     </w:p>
     <w:p>
@@ -5096,18 +5096,20 @@
           <w:b/>
           <w:bCs/>
         </w:rPr>
-        <w:t xml:space="preserve">MacBook Pro 16” — Apple M4 Pro</w:t>
+        <w:t xml:space="preserve">Server GPU dedicato + Display AR binoculare XREAL 1S</w:t>
       </w:r>
     </w:p>
     <w:tbl>
       <w:tblPr>
         <w:tblStyle w:val="Table"/>
-        <w:tblW w:type="auto" w:w="0"/>
+        <w:tblW w:type="pct" w:w="5000"/>
+        <w:tblLayout w:type="fixed"/>
         <w:tblLook w:firstRow="1" w:lastRow="0" w:firstColumn="0" w:lastColumn="0" w:noHBand="0" w:noVBand="0" w:val="0020"/>
       </w:tblPr>
       <w:tblGrid>
-        <w:gridCol w:w="3960"/>
-        <w:gridCol w:w="3960"/>
+        <w:gridCol w:w="2511"/>
+        <w:gridCol w:w="2124"/>
+        <w:gridCol w:w="3283"/>
       </w:tblGrid>
       <w:tr>
         <w:trPr>
@@ -5120,7 +5122,7 @@
               <w:pStyle w:val="Compact"/>
             </w:pPr>
             <w:r>
-              <w:t xml:space="preserve">Specifica</w:t>
+              <w:t xml:space="preserve">Dispositivo</w:t>
             </w:r>
           </w:p>
         </w:tc>
@@ -5132,6 +5134,17 @@
             </w:pPr>
             <w:r>
               <w:t xml:space="preserve">Dettaglio</w:t>
+            </w:r>
+          </w:p>
+        </w:tc>
+        <w:tc>
+          <w:tcPr/>
+          <w:p>
+            <w:pPr>
+              <w:pStyle w:val="Compact"/>
+            </w:pPr>
+            <w:r>
+              <w:t xml:space="preserve">Prezzo acquisto</w:t>
             </w:r>
           </w:p>
         </w:tc>
@@ -5144,18 +5157,29 @@
               <w:pStyle w:val="Compact"/>
             </w:pPr>
             <w:r>
-              <w:t xml:space="preserve">CPU</w:t>
-            </w:r>
-          </w:p>
-        </w:tc>
-        <w:tc>
-          <w:tcPr/>
-          <w:p>
-            <w:pPr>
-              <w:pStyle w:val="Compact"/>
-            </w:pPr>
-            <w:r>
-              <w:t xml:space="preserve">Apple M4 Pro — 14 core (10 performance + 4 efficiency)</w:t>
+              <w:t xml:space="preserve">Server GPU dedicato</w:t>
+            </w:r>
+          </w:p>
+        </w:tc>
+        <w:tc>
+          <w:tcPr/>
+          <w:p>
+            <w:pPr>
+              <w:pStyle w:val="Compact"/>
+            </w:pPr>
+            <w:r>
+              <w:t xml:space="preserve">Schede video per inferenza LLM on-premise h24, training modelli ML</w:t>
+            </w:r>
+          </w:p>
+        </w:tc>
+        <w:tc>
+          <w:tcPr/>
+          <w:p>
+            <w:pPr>
+              <w:pStyle w:val="Compact"/>
+            </w:pPr>
+            <w:r>
+              <w:t xml:space="preserve">€10.000</w:t>
             </w:r>
           </w:p>
         </w:tc>
@@ -5168,90 +5192,29 @@
               <w:pStyle w:val="Compact"/>
             </w:pPr>
             <w:r>
-              <w:t xml:space="preserve">GPU</w:t>
-            </w:r>
-          </w:p>
-        </w:tc>
-        <w:tc>
-          <w:tcPr/>
-          <w:p>
-            <w:pPr>
-              <w:pStyle w:val="Compact"/>
-            </w:pPr>
-            <w:r>
-              <w:t xml:space="preserve">Apple M4 Pro — 20-core GPU integrata</w:t>
-            </w:r>
-          </w:p>
-        </w:tc>
-      </w:tr>
-      <w:tr>
-        <w:tc>
-          <w:tcPr/>
-          <w:p>
-            <w:pPr>
-              <w:pStyle w:val="Compact"/>
-            </w:pPr>
-            <w:r>
-              <w:t xml:space="preserve">Neural Engine</w:t>
-            </w:r>
-          </w:p>
-        </w:tc>
-        <w:tc>
-          <w:tcPr/>
-          <w:p>
-            <w:pPr>
-              <w:pStyle w:val="Compact"/>
-            </w:pPr>
-            <w:r>
-              <w:t xml:space="preserve">38 TOPS — inference locale LLM e modelli ML</w:t>
-            </w:r>
-          </w:p>
-        </w:tc>
-      </w:tr>
-      <w:tr>
-        <w:tc>
-          <w:tcPr/>
-          <w:p>
-            <w:pPr>
-              <w:pStyle w:val="Compact"/>
-            </w:pPr>
-            <w:r>
-              <w:t xml:space="preserve">RAM</w:t>
-            </w:r>
-          </w:p>
-        </w:tc>
-        <w:tc>
-          <w:tcPr/>
-          <w:p>
-            <w:pPr>
-              <w:pStyle w:val="Compact"/>
-            </w:pPr>
-            <w:r>
-              <w:t xml:space="preserve">24 GB memoria unificata (CPU+GPU condivisa)</w:t>
-            </w:r>
-          </w:p>
-        </w:tc>
-      </w:tr>
-      <w:tr>
-        <w:tc>
-          <w:tcPr/>
-          <w:p>
-            <w:pPr>
-              <w:pStyle w:val="Compact"/>
-            </w:pPr>
-            <w:r>
-              <w:t xml:space="preserve">Storage</w:t>
-            </w:r>
-          </w:p>
-        </w:tc>
-        <w:tc>
-          <w:tcPr/>
-          <w:p>
-            <w:pPr>
-              <w:pStyle w:val="Compact"/>
-            </w:pPr>
-            <w:r>
-              <w:t xml:space="preserve">512 GB SSD NVMe</w:t>
+              <w:t xml:space="preserve">2× Display AR binoculare XREAL 1S</w:t>
+            </w:r>
+          </w:p>
+        </w:tc>
+        <w:tc>
+          <w:tcPr/>
+          <w:p>
+            <w:pPr>
+              <w:pStyle w:val="Compact"/>
+            </w:pPr>
+            <w:r>
+              <w:t xml:space="preserve">Micro-OLED, 1920×1200/occhio, 52° FoV — prototipazione interfaccia clinica in AR</w:t>
+            </w:r>
+          </w:p>
+        </w:tc>
+        <w:tc>
+          <w:tcPr/>
+          <w:p>
+            <w:pPr>
+              <w:pStyle w:val="Compact"/>
+            </w:pPr>
+            <w:r>
+              <w:t xml:space="preserve">€918</w:t>
             </w:r>
           </w:p>
         </w:tc>
@@ -5268,8 +5231,16 @@
                 <w:b/>
                 <w:bCs/>
               </w:rPr>
-              <w:t xml:space="preserve">Prezzo acquisto</w:t>
-            </w:r>
+              <w:t xml:space="preserve">Totale</w:t>
+            </w:r>
+          </w:p>
+        </w:tc>
+        <w:tc>
+          <w:tcPr/>
+          <w:p>
+            <w:pPr>
+              <w:pStyle w:val="Compact"/>
+            </w:pPr>
           </w:p>
         </w:tc>
         <w:tc>
@@ -5283,7 +5254,7 @@
                 <w:b/>
                 <w:bCs/>
               </w:rPr>
-              <w:t xml:space="preserve">~€3.200</w:t>
+              <w:t xml:space="preserve">€10.918</w:t>
             </w:r>
           </w:p>
         </w:tc>
@@ -5304,25 +5275,13 @@
         <w:t xml:space="preserve"> </w:t>
       </w:r>
       <w:r>
-        <w:t xml:space="preserve">- Neural Engine 38 TOPS: inference locale dei modelli ML (Modulo predittivo) e test LLM senza dipendenza da cloud</w:t>
-      </w:r>
-      <w:r>
-        <w:t xml:space="preserve"> </w:t>
-      </w:r>
-      <w:r>
-        <w:t xml:space="preserve">- 24 GB RAM unificata: sufficiente per training XGBoost/Random Forest su dataset OHCA e sviluppo LangGraph</w:t>
-      </w:r>
-      <w:r>
-        <w:t xml:space="preserve"> </w:t>
-      </w:r>
-      <w:r>
-        <w:t xml:space="preserve">- Inferenza LLM locale e training XGBoost su GPU server on-premise (già in budget FESR); crediti cloud NVIDIA/AWS Activate coprono eventuali picchi di compute</w:t>
-      </w:r>
-      <w:r>
-        <w:t xml:space="preserve"> </w:t>
-      </w:r>
-      <w:r>
-        <w:t xml:space="preserve">- Forma laptop: necessario per presenza documentata in Valle d’Aosta (80% ore in sede VdA come richiesto dal bando)</w:t>
+        <w:t xml:space="preserve">- Server GPU on-premise: inferenza LLM locale h24 e training XGBoost/Random Forest su dataset OHCA, riducendo la dipendenza da API cloud esterne e i costi operativi a lungo termine</w:t>
+      </w:r>
+      <w:r>
+        <w:t xml:space="preserve"> </w:t>
+      </w:r>
+      <w:r>
+        <w:t xml:space="preserve">- XREAL 1S: prototipazione dell’architettura visiva dell’interfaccia clinica in realtà aumentata (WP2.3), base per il futuro deployment su dispositivi da campo</w:t>
       </w:r>
     </w:p>
     <w:p>
@@ -5340,7 +5299,7 @@
         <w:t xml:space="preserve"> </w:t>
       </w:r>
       <w:r>
-        <w:t xml:space="preserve">nella selezione del fornitore si darà priorità a modelli certificati Ecodesign ESPR, ove disponibili → criterio per</w:t>
+        <w:t xml:space="preserve">nella selezione del fornitore del Server GPU si darà priorità a modelli certificati Ecodesign ESPR, ove disponibili → criterio per</w:t>
       </w:r>
       <w:r>
         <w:t xml:space="preserve"> </w:t>
@@ -5356,7 +5315,7 @@
         <w:t xml:space="preserve"> </w:t>
       </w:r>
       <w:r>
-        <w:t xml:space="preserve">del bando; certificazione specifica definita solo al momento dell’acquisto</w:t>
+        <w:t xml:space="preserve">del bando; certificazione specifica definita solo al momento dell’acquisto. XREAL 1S: certificato CE/RoHS.</w:t>
       </w:r>
     </w:p>
     <w:p>
@@ -5374,29 +5333,29 @@
         <w:t xml:space="preserve"> </w:t>
       </w:r>
       <w:r>
-        <w:t xml:space="preserve">- Prezzo: €3.200</w:t>
-      </w:r>
-      <w:r>
-        <w:t xml:space="preserve"> </w:t>
-      </w:r>
-      <w:r>
-        <w:t xml:space="preserve">- Quota ammessa (18 mesi su 60): €3.200 × 18/60 =</w:t>
-      </w:r>
-      <w:r>
-        <w:t xml:space="preserve"> </w:t>
-      </w:r>
-      <w:r>
-        <w:rPr>
-          <w:b/>
-          <w:bCs/>
-        </w:rPr>
-        <w:t xml:space="preserve">€960</w:t>
-      </w:r>
-      <w:r>
-        <w:t xml:space="preserve"> </w:t>
-      </w:r>
-      <w:r>
-        <w:t xml:space="preserve">- Voce hardware nel budget: €1.000 (scostamento -4% → nessuna autorizzazione richiesta)</w:t>
+        <w:t xml:space="preserve">- Prezzo totale: €10.918</w:t>
+      </w:r>
+      <w:r>
+        <w:t xml:space="preserve"> </w:t>
+      </w:r>
+      <w:r>
+        <w:t xml:space="preserve">- Quota ammessa (18 mesi su 60): €10.918 × 18/60 =</w:t>
+      </w:r>
+      <w:r>
+        <w:t xml:space="preserve"> </w:t>
+      </w:r>
+      <w:r>
+        <w:rPr>
+          <w:b/>
+          <w:bCs/>
+        </w:rPr>
+        <w:t xml:space="preserve">€3.275</w:t>
+      </w:r>
+      <w:r>
+        <w:t xml:space="preserve"> </w:t>
+      </w:r>
+      <w:r>
+        <w:t xml:space="preserve">- Voce hardware nel budget: €3.275 (coincide esattamente)</w:t>
       </w:r>
     </w:p>
     <w:p>

--- a/_progetto/BRIEFING_PROGETTO_FESR.docx
+++ b/_progetto/BRIEFING_PROGETTO_FESR.docx
@@ -4234,7 +4234,7 @@
         <w:t xml:space="preserve"> </w:t>
       </w:r>
       <w:r>
-        <w:t xml:space="preserve">(VDA Trailers, luglio 2026) — imponente macchina di sicurezza con medici, guide alpine, soccorso alpino, Piano Sanitario AUSL VdA</w:t>
+        <w:t xml:space="preserve">(VDA Trailers, luglio 2027) — imponente macchina di sicurezza con medici, guide alpine, soccorso alpino, Piano Sanitario AUSL VdA</w:t>
       </w:r>
       <w:r>
         <w:t xml:space="preserve"> </w:t>
@@ -4256,7 +4256,7 @@
         <w:t xml:space="preserve"> </w:t>
       </w:r>
       <w:r>
-        <w:t xml:space="preserve">(VDA Trailers, settembre 2026) — evento di rilevanza internazionale</w:t>
+        <w:t xml:space="preserve">(VDA Trailers, settembre 2027) — evento di rilevanza internazionale</w:t>
       </w:r>
     </w:p>
     <w:p>
@@ -4527,7 +4527,7 @@
           <w:b/>
           <w:bCs/>
         </w:rPr>
-        <w:t xml:space="preserve">D2 — EMSy Events: attivazione operativa su eventi VDA 2026</w:t>
+        <w:t xml:space="preserve">D2 — EMSy Events: attivazione operativa su eventi VDA 2027</w:t>
       </w:r>
       <w:r>
         <w:t xml:space="preserve"> </w:t>
@@ -4555,7 +4555,7 @@
         <w:t xml:space="preserve"> </w:t>
       </w:r>
       <w:r>
-        <w:t xml:space="preserve">(10–12 luglio 2026) — gestione medica in tempo reale</w:t>
+        <w:t xml:space="preserve">(10–12 luglio 2027) — gestione medica in tempo reale</w:t>
       </w:r>
       <w:r>
         <w:t xml:space="preserve"> </w:t>
@@ -4577,7 +4577,7 @@
         <w:t xml:space="preserve"> </w:t>
       </w:r>
       <w:r>
-        <w:t xml:space="preserve">(11–20 settembre 2026) — gestione medica in tempo reale</w:t>
+        <w:t xml:space="preserve">(11–20 settembre 2027) — gestione medica in tempo reale</w:t>
       </w:r>
       <w:r>
         <w:t xml:space="preserve"> </w:t>
@@ -4668,7 +4668,7 @@
           <w:b/>
           <w:bCs/>
         </w:rPr>
-        <w:t xml:space="preserve">D4 — AI Data Expert: integrazione LangGraph (Cervelli 1+2+4 integrati)</w:t>
+        <w:t xml:space="preserve">D4 — AI Data Expert: integrazione LangGraph (3 moduli integrati)</w:t>
       </w:r>
       <w:r>
         <w:t xml:space="preserve"> </w:t>
@@ -5512,29 +5512,29 @@
               <w:pStyle w:val="Compact"/>
             </w:pPr>
             <w:r>
-              <w:t xml:space="preserve">OpenRouter (routing multi-LLM)</w:t>
-            </w:r>
-          </w:p>
-        </w:tc>
-        <w:tc>
-          <w:tcPr/>
-          <w:p>
-            <w:pPr>
-              <w:pStyle w:val="Compact"/>
-            </w:pPr>
-            <w:r>
-              <w:t xml:space="preserve">API LLM — Anthropic, Meta, Mistral, ecc.</w:t>
-            </w:r>
-          </w:p>
-        </w:tc>
-        <w:tc>
-          <w:tcPr/>
-          <w:p>
-            <w:pPr>
-              <w:pStyle w:val="Compact"/>
-            </w:pPr>
-            <w:r>
-              <w:t xml:space="preserve">€33</w:t>
+              <w:t xml:space="preserve">Vercel (deployment + edge)</w:t>
+            </w:r>
+          </w:p>
+        </w:tc>
+        <w:tc>
+          <w:tcPr/>
+          <w:p>
+            <w:pPr>
+              <w:pStyle w:val="Compact"/>
+            </w:pPr>
+            <w:r>
+              <w:t xml:space="preserve">Hosting/CDN</w:t>
+            </w:r>
+          </w:p>
+        </w:tc>
+        <w:tc>
+          <w:tcPr/>
+          <w:p>
+            <w:pPr>
+              <w:pStyle w:val="Compact"/>
+            </w:pPr>
+            <w:r>
+              <w:t xml:space="preserve">€40</w:t>
             </w:r>
           </w:p>
         </w:tc>
@@ -5547,29 +5547,29 @@
               <w:pStyle w:val="Compact"/>
             </w:pPr>
             <w:r>
-              <w:t xml:space="preserve">Vercel (deployment + edge)</w:t>
-            </w:r>
-          </w:p>
-        </w:tc>
-        <w:tc>
-          <w:tcPr/>
-          <w:p>
-            <w:pPr>
-              <w:pStyle w:val="Compact"/>
-            </w:pPr>
-            <w:r>
-              <w:t xml:space="preserve">Hosting/CDN</w:t>
-            </w:r>
-          </w:p>
-        </w:tc>
-        <w:tc>
-          <w:tcPr/>
-          <w:p>
-            <w:pPr>
-              <w:pStyle w:val="Compact"/>
-            </w:pPr>
-            <w:r>
-              <w:t xml:space="preserve">€40</w:t>
+              <w:t xml:space="preserve">OpenRouter (routing multi-LLM)</w:t>
+            </w:r>
+          </w:p>
+        </w:tc>
+        <w:tc>
+          <w:tcPr/>
+          <w:p>
+            <w:pPr>
+              <w:pStyle w:val="Compact"/>
+            </w:pPr>
+            <w:r>
+              <w:t xml:space="preserve">API LLM — Anthropic, Meta, Mistral, ecc.</w:t>
+            </w:r>
+          </w:p>
+        </w:tc>
+        <w:tc>
+          <w:tcPr/>
+          <w:p>
+            <w:pPr>
+              <w:pStyle w:val="Compact"/>
+            </w:pPr>
+            <w:r>
+              <w:t xml:space="preserve">€30</w:t>
             </w:r>
           </w:p>
         </w:tc>
@@ -5687,7 +5687,7 @@
               <w:pStyle w:val="Compact"/>
             </w:pPr>
             <w:r>
-              <w:t xml:space="preserve">Margine +10%</w:t>
+              <w:t xml:space="preserve">Margine crescita (+10%)</w:t>
             </w:r>
           </w:p>
         </w:tc>
@@ -5709,7 +5709,7 @@
               <w:pStyle w:val="Compact"/>
             </w:pPr>
             <w:r>
-              <w:t xml:space="preserve">€73</w:t>
+              <w:t xml:space="preserve">€75</w:t>
             </w:r>
           </w:p>
         </w:tc>
@@ -6514,7 +6514,7 @@
         <w:t xml:space="preserve"> </w:t>
       </w:r>
       <w:r>
-        <w:t xml:space="preserve">(10–12 luglio 2026) e il</w:t>
+        <w:t xml:space="preserve">(10–12 luglio 2027) e il</w:t>
       </w:r>
       <w:r>
         <w:t xml:space="preserve"> </w:t>
@@ -6530,7 +6530,7 @@
         <w:t xml:space="preserve"> </w:t>
       </w:r>
       <w:r>
-        <w:t xml:space="preserve">(11–20 settembre 2026). VDA Trailers dispone di un’imponente macchina di sicurezza e assistenza medica — équipe di medici, guide alpine, infermieri specializzati e personale del soccorso alpino — operante secondo un Piano Sanitario approvato dall’AUSL della Valle d’Aosta. La partnership porta la piattaforma EMSy in un contesto operativo reale, valdostano e di rilevanza internazionale, fungendo da banco di prova certificato per le funzionalità AI sviluppate nel Piano. Il radicamento territoriale in Valle d’Aosta è diretto e documentato dal contratto firmato.</w:t>
+        <w:t xml:space="preserve">(11–20 settembre 2027). VDA Trailers dispone di un’imponente macchina di sicurezza e assistenza medica — équipe di medici, guide alpine, infermieri specializzati e personale del soccorso alpino — operante secondo un Piano Sanitario approvato dall’AUSL della Valle d’Aosta. La partnership porta la piattaforma EMSy in un contesto operativo reale, valdostano e di rilevanza internazionale, fungendo da banco di prova certificato per le funzionalità AI sviluppate nel Piano. Il radicamento territoriale in Valle d’Aosta è diretto e documentato dal contratto firmato.</w:t>
       </w:r>
     </w:p>
     <w:p>

--- a/_progetto/BRIEFING_PROGETTO_FESR.docx
+++ b/_progetto/BRIEFING_PROGETTO_FESR.docx
@@ -4555,7 +4555,7 @@
         <w:t xml:space="preserve"> </w:t>
       </w:r>
       <w:r>
-        <w:t xml:space="preserve">(10–12 luglio 2027) — gestione medica in tempo reale</w:t>
+        <w:t xml:space="preserve">(luglio 2027, date esatte non ancora ufficiali — atteso nelle settimane corrispondenti all’edizione 2026) — gestione medica in tempo reale</w:t>
       </w:r>
       <w:r>
         <w:t xml:space="preserve"> </w:t>
@@ -4577,7 +4577,7 @@
         <w:t xml:space="preserve"> </w:t>
       </w:r>
       <w:r>
-        <w:t xml:space="preserve">(11–20 settembre 2027) — gestione medica in tempo reale</w:t>
+        <w:t xml:space="preserve">(settembre 2027, date esatte non ancora ufficiali — atteso nelle settimane corrispondenti all’edizione 2026) — gestione medica in tempo reale</w:t>
       </w:r>
       <w:r>
         <w:t xml:space="preserve"> </w:t>
@@ -6514,7 +6514,7 @@
         <w:t xml:space="preserve"> </w:t>
       </w:r>
       <w:r>
-        <w:t xml:space="preserve">(10–12 luglio 2027) e il</w:t>
+        <w:t xml:space="preserve">(luglio 2027) e il</w:t>
       </w:r>
       <w:r>
         <w:t xml:space="preserve"> </w:t>
@@ -6530,7 +6530,7 @@
         <w:t xml:space="preserve"> </w:t>
       </w:r>
       <w:r>
-        <w:t xml:space="preserve">(11–20 settembre 2027). VDA Trailers dispone di un’imponente macchina di sicurezza e assistenza medica — équipe di medici, guide alpine, infermieri specializzati e personale del soccorso alpino — operante secondo un Piano Sanitario approvato dall’AUSL della Valle d’Aosta. La partnership porta la piattaforma EMSy in un contesto operativo reale, valdostano e di rilevanza internazionale, fungendo da banco di prova certificato per le funzionalità AI sviluppate nel Piano. Il radicamento territoriale in Valle d’Aosta è diretto e documentato dal contratto firmato.</w:t>
+        <w:t xml:space="preserve">(settembre 2027) — date esatte 2027 non ancora ufficiali, attese nelle settimane corrispondenti alle edizioni precedenti. VDA Trailers dispone di un’imponente macchina di sicurezza e assistenza medica — équipe di medici, guide alpine, infermieri specializzati e personale del soccorso alpino — operante secondo un Piano Sanitario approvato dall’AUSL della Valle d’Aosta. La partnership porta la piattaforma EMSy in un contesto operativo reale, valdostano e di rilevanza internazionale, fungendo da banco di prova certificato per le funzionalità AI sviluppate nel Piano. Il radicamento territoriale in Valle d’Aosta è diretto e documentato dal contratto firmato.</w:t>
       </w:r>
     </w:p>
     <w:p>
